--- a/uk-mrtm-app-api/src/main/resources/templates/ca/england/UK monitoring plan_template_maritime_v7.docx
+++ b/uk-mrtm-app-api/src/main/resources/templates/ca/england/UK monitoring plan_template_maritime_v7.docx
@@ -1,6 +1,6 @@
 
 <file path=word/document.xml><?xml version="1.0" encoding="utf-8"?>
-<w:document xmlns:wpc="http://schemas.microsoft.com/office/word/2010/wordprocessingCanvas" xmlns:cx="http://schemas.microsoft.com/office/drawing/2014/chartex" xmlns:cx1="http://schemas.microsoft.com/office/drawing/2015/9/8/chartex" xmlns:cx2="http://schemas.microsoft.com/office/drawing/2015/10/21/chartex" xmlns:cx3="http://schemas.microsoft.com/office/drawing/2016/5/9/chartex" xmlns:cx4="http://schemas.microsoft.com/office/drawing/2016/5/10/chartex" xmlns:cx5="http://schemas.microsoft.com/office/drawing/2016/5/11/chartex" xmlns:cx6="http://schemas.microsoft.com/office/drawing/2016/5/12/chartex" xmlns:cx7="http://schemas.microsoft.com/office/drawing/2016/5/13/chartex" xmlns:cx8="http://schemas.microsoft.com/office/drawing/2016/5/14/chartex" xmlns:mc="http://schemas.openxmlformats.org/markup-compatibility/2006" xmlns:aink="http://schemas.microsoft.com/office/drawing/2016/ink" xmlns:am3d="http://schemas.microsoft.com/office/drawing/2017/model3d" xmlns:o="urn:schemas-microsoft-com:office:office" xmlns:r="http://schemas.openxmlformats.org/officeDocument/2006/relationships" xmlns:m="http://schemas.openxmlformats.org/officeDocument/2006/math" xmlns:v="urn:schemas-microsoft-com:vml" xmlns:wp14="http://schemas.microsoft.com/office/word/2010/wordprocessingDrawing" xmlns:wp="http://schemas.openxmlformats.org/drawingml/2006/wordprocessingDrawing" xmlns:w10="urn:schemas-microsoft-com:office:word" xmlns:w="http://schemas.openxmlformats.org/wordprocessingml/2006/main" xmlns:w14="http://schemas.microsoft.com/office/word/2010/wordml" xmlns:w15="http://schemas.microsoft.com/office/word/2012/wordml" xmlns:w16cex="http://schemas.microsoft.com/office/word/2018/wordml/cex" xmlns:w16cid="http://schemas.microsoft.com/office/word/2016/wordml/cid" xmlns:w16="http://schemas.microsoft.com/office/word/2018/wordml" xmlns:w16sdtdh="http://schemas.microsoft.com/office/word/2020/wordml/sdtdatahash" xmlns:w16se="http://schemas.microsoft.com/office/word/2015/wordml/symex" xmlns:wpg="http://schemas.microsoft.com/office/word/2010/wordprocessingGroup" xmlns:wpi="http://schemas.microsoft.com/office/word/2010/wordprocessingInk" xmlns:wne="http://schemas.microsoft.com/office/word/2006/wordml" xmlns:wps="http://schemas.microsoft.com/office/word/2010/wordprocessingShape" mc:Ignorable="w14 w15 w16se w16cid w16 w16cex w16sdtdh wp14">
+<w:document xmlns:wpc="http://schemas.microsoft.com/office/word/2010/wordprocessingCanvas" xmlns:cx="http://schemas.microsoft.com/office/drawing/2014/chartex" xmlns:cx1="http://schemas.microsoft.com/office/drawing/2015/9/8/chartex" xmlns:cx2="http://schemas.microsoft.com/office/drawing/2015/10/21/chartex" xmlns:cx3="http://schemas.microsoft.com/office/drawing/2016/5/9/chartex" xmlns:cx4="http://schemas.microsoft.com/office/drawing/2016/5/10/chartex" xmlns:cx5="http://schemas.microsoft.com/office/drawing/2016/5/11/chartex" xmlns:cx6="http://schemas.microsoft.com/office/drawing/2016/5/12/chartex" xmlns:cx7="http://schemas.microsoft.com/office/drawing/2016/5/13/chartex" xmlns:cx8="http://schemas.microsoft.com/office/drawing/2016/5/14/chartex" xmlns:mc="http://schemas.openxmlformats.org/markup-compatibility/2006" xmlns:aink="http://schemas.microsoft.com/office/drawing/2016/ink" xmlns:am3d="http://schemas.microsoft.com/office/drawing/2017/model3d" xmlns:o="urn:schemas-microsoft-com:office:office" xmlns:oel="http://schemas.microsoft.com/office/2019/extlst" xmlns:r="http://schemas.openxmlformats.org/officeDocument/2006/relationships" xmlns:m="http://schemas.openxmlformats.org/officeDocument/2006/math" xmlns:v="urn:schemas-microsoft-com:vml" xmlns:wp14="http://schemas.microsoft.com/office/word/2010/wordprocessingDrawing" xmlns:wp="http://schemas.openxmlformats.org/drawingml/2006/wordprocessingDrawing" xmlns:w10="urn:schemas-microsoft-com:office:word" xmlns:w="http://schemas.openxmlformats.org/wordprocessingml/2006/main" xmlns:w14="http://schemas.microsoft.com/office/word/2010/wordml" xmlns:w15="http://schemas.microsoft.com/office/word/2012/wordml" xmlns:w16cex="http://schemas.microsoft.com/office/word/2018/wordml/cex" xmlns:w16cid="http://schemas.microsoft.com/office/word/2016/wordml/cid" xmlns:w16="http://schemas.microsoft.com/office/word/2018/wordml" xmlns:w16du="http://schemas.microsoft.com/office/word/2023/wordml/word16du" xmlns:w16sdtdh="http://schemas.microsoft.com/office/word/2020/wordml/sdtdatahash" xmlns:w16sdtfl="http://schemas.microsoft.com/office/word/2024/wordml/sdtformatlock" xmlns:w16se="http://schemas.microsoft.com/office/word/2015/wordml/symex" xmlns:wpg="http://schemas.microsoft.com/office/word/2010/wordprocessingGroup" xmlns:wpi="http://schemas.microsoft.com/office/word/2010/wordprocessingInk" xmlns:wne="http://schemas.microsoft.com/office/word/2006/wordml" xmlns:wps="http://schemas.microsoft.com/office/word/2010/wordprocessingShape" mc:Ignorable="w14 w15 w16se w16cid w16 w16cex w16sdtdh w16sdtfl w16du wp14">
   <w:body>
     <w:p>
       <w:pPr>
@@ -2358,7 +2358,7 @@
                 <w:rFonts w:eastAsia="Times New Roman" w:cs="Arial"/>
                 <w:color w:val="000000"/>
                 <w:szCs w:val="20"/>
-                <w:lang w:val="en-US"/>
+                <w:lang w:val="fr-FR"/>
               </w:rPr>
             </w:pPr>
             <w:r>
@@ -2374,7 +2374,7 @@
                 <w:rFonts w:eastAsia="Times New Roman" w:cs="Arial"/>
                 <w:color w:val="000000"/>
                 <w:szCs w:val="20"/>
-                <w:lang w:val="en-US"/>
+                <w:lang w:val="fr-FR"/>
               </w:rPr>
               <w:instrText xml:space="preserve"> MERGEFIELD  ${(params.empContainer.emissionsMonitoringPlan.operatorDetails.contactAddress.line1)!}  \* MERGEFORMAT </w:instrText>
             </w:r>
@@ -2392,7 +2392,7 @@
                 <w:noProof/>
                 <w:color w:val="000000"/>
                 <w:szCs w:val="20"/>
-                <w:lang w:val="en-US"/>
+                <w:lang w:val="fr-FR"/>
               </w:rPr>
               <w:t>«${(params.empContainer.emissionsMonitori»</w:t>
             </w:r>
@@ -2413,7 +2413,7 @@
                 <w:rFonts w:eastAsia="Times New Roman" w:cs="Arial"/>
                 <w:color w:val="000000"/>
                 <w:szCs w:val="20"/>
-                <w:lang w:val="en-US"/>
+                <w:lang w:val="fr-FR"/>
               </w:rPr>
             </w:pPr>
             <w:r>
@@ -2429,25 +2429,135 @@
                 <w:rFonts w:eastAsia="Times New Roman" w:cs="Arial"/>
                 <w:color w:val="000000"/>
                 <w:szCs w:val="20"/>
-                <w:lang w:val="en-US"/>
-              </w:rPr>
-              <w:instrText xml:space="preserve"> MERGEFIELD  ${(params.empContainer.emissionsMonitoringPlan.operatorDetails.contactAddress.line2)!'N</w:instrText>
-            </w:r>
-            <w:r>
-              <w:rPr>
-                <w:rFonts w:eastAsia="Times New Roman" w:cs="Arial"/>
-                <w:color w:val="000000"/>
-                <w:szCs w:val="20"/>
-                <w:lang w:val="en-US"/>
-              </w:rPr>
-              <w:instrText>ot provided</w:instrText>
-            </w:r>
-            <w:r>
-              <w:rPr>
-                <w:rFonts w:eastAsia="Times New Roman" w:cs="Arial"/>
-                <w:color w:val="000000"/>
-                <w:szCs w:val="20"/>
-                <w:lang w:val="en-US"/>
+                <w:lang w:val="fr-FR"/>
+              </w:rPr>
+              <w:instrText xml:space="preserve"> MERGEFIELD  ${(params.empContainer.emissionsMonitoringPlan.operatorDetails.contactAddress.line2)!}  \* MERGEFORMAT </w:instrText>
+            </w:r>
+            <w:r>
+              <w:rPr>
+                <w:rFonts w:eastAsia="Times New Roman" w:cs="Arial"/>
+                <w:color w:val="000000"/>
+                <w:szCs w:val="20"/>
+              </w:rPr>
+              <w:fldChar w:fldCharType="separate"/>
+            </w:r>
+            <w:r>
+              <w:rPr>
+                <w:rFonts w:eastAsia="Times New Roman" w:cs="Arial"/>
+                <w:noProof/>
+                <w:color w:val="000000"/>
+                <w:szCs w:val="20"/>
+                <w:lang w:val="fr-FR"/>
+              </w:rPr>
+              <w:t>«${(params.empContainer.emissionsMonitori»</w:t>
+            </w:r>
+            <w:r>
+              <w:rPr>
+                <w:rFonts w:eastAsia="Times New Roman" w:cs="Arial"/>
+                <w:color w:val="000000"/>
+                <w:szCs w:val="20"/>
+              </w:rPr>
+              <w:fldChar w:fldCharType="end"/>
+            </w:r>
+          </w:p>
+          <w:p>
+            <w:pPr>
+              <w:keepNext w:val="0"/>
+              <w:spacing w:after="0" w:line="240" w:lineRule="auto"/>
+              <w:rPr>
+                <w:rFonts w:eastAsia="Times New Roman" w:cs="Arial"/>
+                <w:color w:val="000000"/>
+                <w:szCs w:val="20"/>
+                <w:lang w:val="fr-FR"/>
+              </w:rPr>
+            </w:pPr>
+            <w:r>
+              <w:rPr>
+                <w:rFonts w:eastAsia="Times New Roman" w:cs="Arial"/>
+                <w:color w:val="000000"/>
+                <w:szCs w:val="20"/>
+              </w:rPr>
+              <w:fldChar w:fldCharType="begin"/>
+            </w:r>
+            <w:r>
+              <w:rPr>
+                <w:rFonts w:eastAsia="Times New Roman" w:cs="Arial"/>
+                <w:color w:val="000000"/>
+                <w:szCs w:val="20"/>
+                <w:lang w:val="fr-FR"/>
+              </w:rPr>
+              <w:instrText xml:space="preserve"> MERGEFIELD  ${(params.empContainer.emissionsMonitoringPlan.operatorDetails.contactAddress.city)!}  \* MERGEFORMAT </w:instrText>
+            </w:r>
+            <w:r>
+              <w:rPr>
+                <w:rFonts w:eastAsia="Times New Roman" w:cs="Arial"/>
+                <w:color w:val="000000"/>
+                <w:szCs w:val="20"/>
+              </w:rPr>
+              <w:fldChar w:fldCharType="separate"/>
+            </w:r>
+            <w:r>
+              <w:rPr>
+                <w:rFonts w:eastAsia="Times New Roman" w:cs="Arial"/>
+                <w:noProof/>
+                <w:color w:val="000000"/>
+                <w:szCs w:val="20"/>
+                <w:lang w:val="fr-FR"/>
+              </w:rPr>
+              <w:t>«${(params.empContainer.emissionsMonitori»</w:t>
+            </w:r>
+            <w:r>
+              <w:rPr>
+                <w:rFonts w:eastAsia="Times New Roman" w:cs="Arial"/>
+                <w:color w:val="000000"/>
+                <w:szCs w:val="20"/>
+              </w:rPr>
+              <w:fldChar w:fldCharType="end"/>
+            </w:r>
+          </w:p>
+          <w:p>
+            <w:pPr>
+              <w:keepNext w:val="0"/>
+              <w:spacing w:after="0" w:line="240" w:lineRule="auto"/>
+              <w:rPr>
+                <w:rFonts w:eastAsia="Times New Roman" w:cs="Arial"/>
+                <w:color w:val="000000"/>
+                <w:szCs w:val="20"/>
+                <w:lang w:val="fr-FR"/>
+              </w:rPr>
+            </w:pPr>
+            <w:r>
+              <w:rPr>
+                <w:rFonts w:eastAsia="Times New Roman" w:cs="Arial"/>
+                <w:color w:val="000000"/>
+                <w:szCs w:val="20"/>
+              </w:rPr>
+              <w:fldChar w:fldCharType="begin"/>
+            </w:r>
+            <w:r>
+              <w:rPr>
+                <w:rFonts w:eastAsia="Times New Roman" w:cs="Arial"/>
+                <w:color w:val="000000"/>
+                <w:szCs w:val="20"/>
+                <w:lang w:val="fr-FR"/>
+              </w:rPr>
+              <w:instrText xml:space="preserve"> MERGEFIELD  ${(params.empContainer.emissionsMonitoringPlan.operatorDetails.contactAddress.state)!'</w:instrText>
+            </w:r>
+            <w:r>
+              <w:rPr>
+                <w:rFonts w:eastAsia="Times New Roman" w:cs="Arial"/>
+                <w:color w:val="000000"/>
+                <w:szCs w:val="20"/>
+                <w:lang w:val="fr-FR"/>
+              </w:rPr>
+              <w:instrText>Not provided</w:instrText>
+            </w:r>
+            <w:r>
+              <w:rPr>
+                <w:rFonts w:eastAsia="Times New Roman" w:cs="Arial"/>
+                <w:color w:val="000000"/>
+                <w:szCs w:val="20"/>
+                <w:lang w:val="fr-FR"/>
               </w:rPr>
               <w:instrText xml:space="preserve">'}  \* MERGEFORMAT </w:instrText>
             </w:r>
@@ -2465,135 +2575,7 @@
                 <w:noProof/>
                 <w:color w:val="000000"/>
                 <w:szCs w:val="20"/>
-                <w:lang w:val="en-US"/>
-              </w:rPr>
-              <w:t>«${(params.empContainer.emissionsMonitori»</w:t>
-            </w:r>
-            <w:r>
-              <w:rPr>
-                <w:rFonts w:eastAsia="Times New Roman" w:cs="Arial"/>
-                <w:color w:val="000000"/>
-                <w:szCs w:val="20"/>
-              </w:rPr>
-              <w:fldChar w:fldCharType="end"/>
-            </w:r>
-          </w:p>
-          <w:p>
-            <w:pPr>
-              <w:keepNext w:val="0"/>
-              <w:spacing w:after="0" w:line="240" w:lineRule="auto"/>
-              <w:rPr>
-                <w:rFonts w:eastAsia="Times New Roman" w:cs="Arial"/>
-                <w:color w:val="000000"/>
-                <w:szCs w:val="20"/>
-                <w:lang w:val="en-US"/>
-              </w:rPr>
-            </w:pPr>
-            <w:r>
-              <w:rPr>
-                <w:rFonts w:eastAsia="Times New Roman" w:cs="Arial"/>
-                <w:color w:val="000000"/>
-                <w:szCs w:val="20"/>
-              </w:rPr>
-              <w:fldChar w:fldCharType="begin"/>
-            </w:r>
-            <w:r>
-              <w:rPr>
-                <w:rFonts w:eastAsia="Times New Roman" w:cs="Arial"/>
-                <w:color w:val="000000"/>
-                <w:szCs w:val="20"/>
-                <w:lang w:val="en-US"/>
-              </w:rPr>
-              <w:instrText xml:space="preserve"> MERGEFIELD  ${(params.empContainer.emissionsMonitoringPlan.operatorDetails.contactAddress.city)!}  \* MERGEFORMAT </w:instrText>
-            </w:r>
-            <w:r>
-              <w:rPr>
-                <w:rFonts w:eastAsia="Times New Roman" w:cs="Arial"/>
-                <w:color w:val="000000"/>
-                <w:szCs w:val="20"/>
-              </w:rPr>
-              <w:fldChar w:fldCharType="separate"/>
-            </w:r>
-            <w:r>
-              <w:rPr>
-                <w:rFonts w:eastAsia="Times New Roman" w:cs="Arial"/>
-                <w:noProof/>
-                <w:color w:val="000000"/>
-                <w:szCs w:val="20"/>
-                <w:lang w:val="en-US"/>
-              </w:rPr>
-              <w:t>«${(params.empContainer.emissionsMonitori»</w:t>
-            </w:r>
-            <w:r>
-              <w:rPr>
-                <w:rFonts w:eastAsia="Times New Roman" w:cs="Arial"/>
-                <w:color w:val="000000"/>
-                <w:szCs w:val="20"/>
-              </w:rPr>
-              <w:fldChar w:fldCharType="end"/>
-            </w:r>
-          </w:p>
-          <w:p>
-            <w:pPr>
-              <w:keepNext w:val="0"/>
-              <w:spacing w:after="0" w:line="240" w:lineRule="auto"/>
-              <w:rPr>
-                <w:rFonts w:eastAsia="Times New Roman" w:cs="Arial"/>
-                <w:color w:val="000000"/>
-                <w:szCs w:val="20"/>
-                <w:lang w:val="en-US"/>
-              </w:rPr>
-            </w:pPr>
-            <w:r>
-              <w:rPr>
-                <w:rFonts w:eastAsia="Times New Roman" w:cs="Arial"/>
-                <w:color w:val="000000"/>
-                <w:szCs w:val="20"/>
-              </w:rPr>
-              <w:fldChar w:fldCharType="begin"/>
-            </w:r>
-            <w:r>
-              <w:rPr>
-                <w:rFonts w:eastAsia="Times New Roman" w:cs="Arial"/>
-                <w:color w:val="000000"/>
-                <w:szCs w:val="20"/>
-                <w:lang w:val="en-US"/>
-              </w:rPr>
-              <w:instrText xml:space="preserve"> MERGEFIELD  ${(params.empContainer.emissionsMonitoringPlan.operatorDetails.contactAddress.state)!'</w:instrText>
-            </w:r>
-            <w:r>
-              <w:rPr>
-                <w:rFonts w:eastAsia="Times New Roman" w:cs="Arial"/>
-                <w:color w:val="000000"/>
-                <w:szCs w:val="20"/>
-                <w:lang w:val="en-US"/>
-              </w:rPr>
-              <w:instrText>Not provided</w:instrText>
-            </w:r>
-            <w:r>
-              <w:rPr>
-                <w:rFonts w:eastAsia="Times New Roman" w:cs="Arial"/>
-                <w:color w:val="000000"/>
-                <w:szCs w:val="20"/>
-                <w:lang w:val="en-US"/>
-              </w:rPr>
-              <w:instrText xml:space="preserve">'}  \* MERGEFORMAT </w:instrText>
-            </w:r>
-            <w:r>
-              <w:rPr>
-                <w:rFonts w:eastAsia="Times New Roman" w:cs="Arial"/>
-                <w:color w:val="000000"/>
-                <w:szCs w:val="20"/>
-              </w:rPr>
-              <w:fldChar w:fldCharType="separate"/>
-            </w:r>
-            <w:r>
-              <w:rPr>
-                <w:rFonts w:eastAsia="Times New Roman" w:cs="Arial"/>
-                <w:noProof/>
-                <w:color w:val="000000"/>
-                <w:szCs w:val="20"/>
-                <w:lang w:val="en-US"/>
+                <w:lang w:val="fr-FR"/>
               </w:rPr>
               <w:t>«${(params.empContainer.emissionsMonitori»</w:t>
             </w:r>
@@ -3191,7 +3173,7 @@
               <w:rPr>
                 <w:sz w:val="20"/>
                 <w:szCs w:val="20"/>
-                <w:lang w:val="en-US"/>
+                <w:lang w:val="fr-FR"/>
               </w:rPr>
             </w:pPr>
             <w:r>
@@ -3205,7 +3187,7 @@
               <w:rPr>
                 <w:sz w:val="20"/>
                 <w:szCs w:val="20"/>
-                <w:lang w:val="en-US"/>
+                <w:lang w:val="fr-FR"/>
               </w:rPr>
               <w:instrText xml:space="preserve"> MERGEFIELD  ${(params.empContainer.emissionsMonitoringPlan.operatorDetails.organisationStructure.registeredAddress.line1)!}  \* MERGEFORMAT </w:instrText>
             </w:r>
@@ -3221,7 +3203,7 @@
                 <w:noProof/>
                 <w:sz w:val="20"/>
                 <w:szCs w:val="20"/>
-                <w:lang w:val="en-US"/>
+                <w:lang w:val="fr-FR"/>
               </w:rPr>
               <w:t>«${(params.empContainer.emissionsMonitori»</w:t>
             </w:r>
@@ -3241,7 +3223,7 @@
               <w:rPr>
                 <w:sz w:val="20"/>
                 <w:szCs w:val="20"/>
-                <w:lang w:val="en-US"/>
+                <w:lang w:val="fr-FR"/>
               </w:rPr>
             </w:pPr>
             <w:r>
@@ -3255,7 +3237,7 @@
               <w:rPr>
                 <w:sz w:val="20"/>
                 <w:szCs w:val="20"/>
-                <w:lang w:val="en-US"/>
+                <w:lang w:val="fr-FR"/>
               </w:rPr>
               <w:instrText xml:space="preserve"> MERGEFIELD  ${(params.empContainer.emissionsMonitoringPlan.operatorDetails.organisationStructure.registeredAddress.line2)!'</w:instrText>
             </w:r>
@@ -3265,7 +3247,7 @@
                 <w:color w:val="000000"/>
                 <w:sz w:val="20"/>
                 <w:szCs w:val="20"/>
-                <w:lang w:val="en-US"/>
+                <w:lang w:val="fr-FR"/>
               </w:rPr>
               <w:instrText>Not provided</w:instrText>
             </w:r>
@@ -3273,7 +3255,7 @@
               <w:rPr>
                 <w:sz w:val="20"/>
                 <w:szCs w:val="20"/>
-                <w:lang w:val="en-US"/>
+                <w:lang w:val="fr-FR"/>
               </w:rPr>
               <w:instrText xml:space="preserve">'}  \* MERGEFORMAT </w:instrText>
             </w:r>
@@ -3289,7 +3271,7 @@
                 <w:noProof/>
                 <w:sz w:val="20"/>
                 <w:szCs w:val="20"/>
-                <w:lang w:val="en-US"/>
+                <w:lang w:val="fr-FR"/>
               </w:rPr>
               <w:t>«${(params.empContainer.emissionsMonitori»</w:t>
             </w:r>
@@ -3309,7 +3291,7 @@
               <w:rPr>
                 <w:sz w:val="20"/>
                 <w:szCs w:val="20"/>
-                <w:lang w:val="en-US"/>
+                <w:lang w:val="fr-FR"/>
               </w:rPr>
             </w:pPr>
             <w:r>
@@ -3323,7 +3305,7 @@
               <w:rPr>
                 <w:sz w:val="20"/>
                 <w:szCs w:val="20"/>
-                <w:lang w:val="en-US"/>
+                <w:lang w:val="fr-FR"/>
               </w:rPr>
               <w:instrText xml:space="preserve"> MERGEFIELD  ${(params.empContainer.emissionsMonitoringPlan.operatorDetails.organisationStructure.registeredAddress.city)!}  \* MERGEFORMAT </w:instrText>
             </w:r>
@@ -3339,7 +3321,7 @@
                 <w:noProof/>
                 <w:sz w:val="20"/>
                 <w:szCs w:val="20"/>
-                <w:lang w:val="en-US"/>
+                <w:lang w:val="fr-FR"/>
               </w:rPr>
               <w:t>«${(params.empContainer.emissionsMonitori»</w:t>
             </w:r>
@@ -3359,7 +3341,7 @@
               <w:rPr>
                 <w:sz w:val="20"/>
                 <w:szCs w:val="20"/>
-                <w:lang w:val="en-US"/>
+                <w:lang w:val="fr-FR"/>
               </w:rPr>
             </w:pPr>
             <w:r>
@@ -3373,7 +3355,7 @@
               <w:rPr>
                 <w:sz w:val="20"/>
                 <w:szCs w:val="20"/>
-                <w:lang w:val="en-US"/>
+                <w:lang w:val="fr-FR"/>
               </w:rPr>
               <w:instrText xml:space="preserve"> MERGEFIELD  ${(params.empContainer.emissionsMonitoringPlan.operatorDetails.organisationStructure.registeredAddress.state)!'</w:instrText>
             </w:r>
@@ -3383,7 +3365,7 @@
                 <w:color w:val="000000"/>
                 <w:sz w:val="20"/>
                 <w:szCs w:val="20"/>
-                <w:lang w:val="en-US"/>
+                <w:lang w:val="fr-FR"/>
               </w:rPr>
               <w:instrText xml:space="preserve"> Not provided</w:instrText>
             </w:r>
@@ -3391,7 +3373,7 @@
               <w:rPr>
                 <w:sz w:val="20"/>
                 <w:szCs w:val="20"/>
-                <w:lang w:val="en-US"/>
+                <w:lang w:val="fr-FR"/>
               </w:rPr>
               <w:instrText xml:space="preserve"> </w:instrText>
             </w:r>
@@ -3399,7 +3381,7 @@
               <w:rPr>
                 <w:sz w:val="20"/>
                 <w:szCs w:val="20"/>
-                <w:lang w:val="en-US"/>
+                <w:lang w:val="fr-FR"/>
               </w:rPr>
               <w:instrText xml:space="preserve">'}  \* MERGEFORMAT </w:instrText>
             </w:r>
@@ -3415,7 +3397,7 @@
                 <w:noProof/>
                 <w:sz w:val="20"/>
                 <w:szCs w:val="20"/>
-                <w:lang w:val="en-US"/>
+                <w:lang w:val="fr-FR"/>
               </w:rPr>
               <w:t>«${(params.empContainer.emissionsMonitori»</w:t>
             </w:r>
@@ -3984,7 +3966,7 @@
               <w:rPr>
                 <w:sz w:val="20"/>
                 <w:szCs w:val="20"/>
-                <w:lang w:val="en-US"/>
+                <w:lang w:val="fr-FR"/>
               </w:rPr>
             </w:pPr>
             <w:r>
@@ -3998,7 +3980,7 @@
               <w:rPr>
                 <w:sz w:val="20"/>
                 <w:szCs w:val="20"/>
-                <w:lang w:val="en-US"/>
+                <w:lang w:val="fr-FR"/>
               </w:rPr>
               <w:instrText xml:space="preserve"> MERGEFIELD  ${(params.empContainer.emissionsMonitoringPlan.operatorDetails.organisationStructure.registeredAddress.line1)!}  \* MERGEFORMAT </w:instrText>
             </w:r>
@@ -4014,7 +3996,7 @@
                 <w:noProof/>
                 <w:sz w:val="20"/>
                 <w:szCs w:val="20"/>
-                <w:lang w:val="en-US"/>
+                <w:lang w:val="fr-FR"/>
               </w:rPr>
               <w:t>«${(params.empContainer.emissionsMonitori»</w:t>
             </w:r>
@@ -4034,7 +4016,7 @@
               <w:rPr>
                 <w:sz w:val="20"/>
                 <w:szCs w:val="20"/>
-                <w:lang w:val="en-US"/>
+                <w:lang w:val="fr-FR"/>
               </w:rPr>
             </w:pPr>
             <w:r>
@@ -4048,7 +4030,7 @@
               <w:rPr>
                 <w:sz w:val="20"/>
                 <w:szCs w:val="20"/>
-                <w:lang w:val="en-US"/>
+                <w:lang w:val="fr-FR"/>
               </w:rPr>
               <w:instrText xml:space="preserve"> MERGEFIELD  ${(params.empContainer.emissionsMonitoringPlan.operatorDetails.organisationStructure.registeredAddress.line2)!'</w:instrText>
             </w:r>
@@ -4058,7 +4040,7 @@
                 <w:color w:val="000000"/>
                 <w:sz w:val="20"/>
                 <w:szCs w:val="20"/>
-                <w:lang w:val="en-US"/>
+                <w:lang w:val="fr-FR"/>
               </w:rPr>
               <w:instrText>Not provided</w:instrText>
             </w:r>
@@ -4066,7 +4048,7 @@
               <w:rPr>
                 <w:sz w:val="20"/>
                 <w:szCs w:val="20"/>
-                <w:lang w:val="en-US"/>
+                <w:lang w:val="fr-FR"/>
               </w:rPr>
               <w:instrText xml:space="preserve">'}  \* MERGEFORMAT </w:instrText>
             </w:r>
@@ -4082,7 +4064,7 @@
                 <w:noProof/>
                 <w:sz w:val="20"/>
                 <w:szCs w:val="20"/>
-                <w:lang w:val="en-US"/>
+                <w:lang w:val="fr-FR"/>
               </w:rPr>
               <w:t>«${(params.empContainer.emissionsMonitori»</w:t>
             </w:r>
@@ -4102,7 +4084,7 @@
               <w:rPr>
                 <w:sz w:val="20"/>
                 <w:szCs w:val="20"/>
-                <w:lang w:val="en-US"/>
+                <w:lang w:val="fr-FR"/>
               </w:rPr>
             </w:pPr>
             <w:r>
@@ -4116,7 +4098,7 @@
               <w:rPr>
                 <w:sz w:val="20"/>
                 <w:szCs w:val="20"/>
-                <w:lang w:val="en-US"/>
+                <w:lang w:val="fr-FR"/>
               </w:rPr>
               <w:instrText xml:space="preserve"> MERGEFIELD  ${(params.empContainer.emissionsMonitoringPlan.operatorDetails.organisationStructure.registeredAddress.city)!}  \* MERGEFORMAT </w:instrText>
             </w:r>
@@ -4132,7 +4114,7 @@
                 <w:noProof/>
                 <w:sz w:val="20"/>
                 <w:szCs w:val="20"/>
-                <w:lang w:val="en-US"/>
+                <w:lang w:val="fr-FR"/>
               </w:rPr>
               <w:t>«${(params.empContainer.emissionsMonitori»</w:t>
             </w:r>
@@ -4152,7 +4134,7 @@
               <w:rPr>
                 <w:sz w:val="20"/>
                 <w:szCs w:val="20"/>
-                <w:lang w:val="en-US"/>
+                <w:lang w:val="fr-FR"/>
               </w:rPr>
             </w:pPr>
             <w:r>
@@ -4166,7 +4148,7 @@
               <w:rPr>
                 <w:sz w:val="20"/>
                 <w:szCs w:val="20"/>
-                <w:lang w:val="en-US"/>
+                <w:lang w:val="fr-FR"/>
               </w:rPr>
               <w:instrText xml:space="preserve"> MERGEFIELD  ${(params.empContainer.emissionsMonitoringPlan.operatorDetails.organisationStructure.registeredAddress.state)!'</w:instrText>
             </w:r>
@@ -4176,7 +4158,7 @@
                 <w:color w:val="000000"/>
                 <w:sz w:val="20"/>
                 <w:szCs w:val="20"/>
-                <w:lang w:val="en-US"/>
+                <w:lang w:val="fr-FR"/>
               </w:rPr>
               <w:instrText>Not provided</w:instrText>
             </w:r>
@@ -4184,7 +4166,7 @@
               <w:rPr>
                 <w:sz w:val="20"/>
                 <w:szCs w:val="20"/>
-                <w:lang w:val="en-US"/>
+                <w:lang w:val="fr-FR"/>
               </w:rPr>
               <w:instrText xml:space="preserve">'}  \* MERGEFORMAT </w:instrText>
             </w:r>
@@ -4200,7 +4182,7 @@
                 <w:noProof/>
                 <w:sz w:val="20"/>
                 <w:szCs w:val="20"/>
-                <w:lang w:val="en-US"/>
+                <w:lang w:val="fr-FR"/>
               </w:rPr>
               <w:t>«${(params.empContainer.emissionsMonitori»</w:t>
             </w:r>
@@ -4646,7 +4628,7 @@
               <w:rPr>
                 <w:sz w:val="20"/>
                 <w:szCs w:val="20"/>
-                <w:lang w:val="en-US"/>
+                <w:lang w:val="fr-FR"/>
               </w:rPr>
             </w:pPr>
             <w:r>
@@ -4660,7 +4642,7 @@
               <w:rPr>
                 <w:sz w:val="20"/>
                 <w:szCs w:val="20"/>
-                <w:lang w:val="en-US"/>
+                <w:lang w:val="fr-FR"/>
               </w:rPr>
               <w:instrText xml:space="preserve"> MERGEFIELD  ${(params.empContainer.emissionsMonitoringPlan.operatorDetails.organisationStructure.registeredAddress.line1)!}  \* MERGEFORMAT </w:instrText>
             </w:r>
@@ -4676,7 +4658,7 @@
                 <w:noProof/>
                 <w:sz w:val="20"/>
                 <w:szCs w:val="20"/>
-                <w:lang w:val="en-US"/>
+                <w:lang w:val="fr-FR"/>
               </w:rPr>
               <w:t>«${(params.empContainer.emissionsMonitori»</w:t>
             </w:r>
@@ -4696,7 +4678,7 @@
               <w:rPr>
                 <w:sz w:val="20"/>
                 <w:szCs w:val="20"/>
-                <w:lang w:val="en-US"/>
+                <w:lang w:val="fr-FR"/>
               </w:rPr>
             </w:pPr>
             <w:r>
@@ -4710,7 +4692,7 @@
               <w:rPr>
                 <w:sz w:val="20"/>
                 <w:szCs w:val="20"/>
-                <w:lang w:val="en-US"/>
+                <w:lang w:val="fr-FR"/>
               </w:rPr>
               <w:instrText xml:space="preserve"> MERGEFIELD  ${(params.empContainer.emissionsMonitoringPlan.operatorDetails.organisationStructure.registeredAddress.line2)!'</w:instrText>
             </w:r>
@@ -4720,7 +4702,7 @@
                 <w:color w:val="000000"/>
                 <w:sz w:val="20"/>
                 <w:szCs w:val="20"/>
-                <w:lang w:val="en-US"/>
+                <w:lang w:val="fr-FR"/>
               </w:rPr>
               <w:instrText>Not provided</w:instrText>
             </w:r>
@@ -4728,7 +4710,7 @@
               <w:rPr>
                 <w:sz w:val="20"/>
                 <w:szCs w:val="20"/>
-                <w:lang w:val="en-US"/>
+                <w:lang w:val="fr-FR"/>
               </w:rPr>
               <w:instrText xml:space="preserve">'}  \* MERGEFORMAT </w:instrText>
             </w:r>
@@ -4744,7 +4726,7 @@
                 <w:noProof/>
                 <w:sz w:val="20"/>
                 <w:szCs w:val="20"/>
-                <w:lang w:val="en-US"/>
+                <w:lang w:val="fr-FR"/>
               </w:rPr>
               <w:t>«${(params.empContainer.emissionsMonitori»</w:t>
             </w:r>
@@ -4764,7 +4746,57 @@
               <w:rPr>
                 <w:sz w:val="20"/>
                 <w:szCs w:val="20"/>
-                <w:lang w:val="en-US"/>
+                <w:lang w:val="fr-FR"/>
+              </w:rPr>
+            </w:pPr>
+            <w:r>
+              <w:rPr>
+                <w:sz w:val="20"/>
+                <w:szCs w:val="20"/>
+              </w:rPr>
+              <w:fldChar w:fldCharType="begin"/>
+            </w:r>
+            <w:r>
+              <w:rPr>
+                <w:sz w:val="20"/>
+                <w:szCs w:val="20"/>
+                <w:lang w:val="fr-FR"/>
+              </w:rPr>
+              <w:instrText xml:space="preserve"> MERGEFIELD  ${(params.empContainer.emissionsMonitoringPlan.operatorDetails.organisationStructure.registeredAddress.city)!}  \* MERGEFORMAT </w:instrText>
+            </w:r>
+            <w:r>
+              <w:rPr>
+                <w:sz w:val="20"/>
+                <w:szCs w:val="20"/>
+              </w:rPr>
+              <w:fldChar w:fldCharType="separate"/>
+            </w:r>
+            <w:r>
+              <w:rPr>
+                <w:noProof/>
+                <w:sz w:val="20"/>
+                <w:szCs w:val="20"/>
+                <w:lang w:val="fr-FR"/>
+              </w:rPr>
+              <w:t>«${(params.empContainer.emissionsMonitori»</w:t>
+            </w:r>
+            <w:r>
+              <w:rPr>
+                <w:noProof/>
+                <w:sz w:val="20"/>
+                <w:szCs w:val="20"/>
+              </w:rPr>
+              <w:fldChar w:fldCharType="end"/>
+            </w:r>
+          </w:p>
+          <w:p>
+            <w:pPr>
+              <w:pStyle w:val="Tablecontent"/>
+              <w:keepNext w:val="0"/>
+              <w:rPr>
+                <w:sz w:val="20"/>
+                <w:szCs w:val="20"/>
+                <w:lang w:val="fr-FR"/>
               </w:rPr>
             </w:pPr>
             <w:r>
@@ -4779,14 +4811,32 @@
               <w:rPr>
                 <w:sz w:val="20"/>
                 <w:szCs w:val="20"/>
-                <w:lang w:val="en-US"/>
-              </w:rPr>
-              <w:instrText xml:space="preserve"> MERGEFIELD  ${(params.empContainer.emissionsMonitoringPlan.operatorDetails.organisationStructure.registeredAddress.city)!}  \* MERGEFORMAT </w:instrText>
-            </w:r>
-            <w:r>
-              <w:rPr>
+                <w:lang w:val="fr-FR"/>
+              </w:rPr>
+              <w:instrText xml:space="preserve"> MERGEFIELD  ${(params.empContainer.emissionsMonitoringPlan.operatorDetails.organisationStructure.registeredAddress.state)!'</w:instrText>
+            </w:r>
+            <w:r>
+              <w:rPr>
+                <w:rFonts w:eastAsia="Times New Roman" w:cs="Arial"/>
+                <w:color w:val="000000"/>
                 <w:sz w:val="20"/>
                 <w:szCs w:val="20"/>
+                <w:lang w:val="fr-FR"/>
+              </w:rPr>
+              <w:instrText>Not provided</w:instrText>
+            </w:r>
+            <w:r>
+              <w:rPr>
+                <w:sz w:val="20"/>
+                <w:szCs w:val="20"/>
+                <w:lang w:val="fr-FR"/>
+              </w:rPr>
+              <w:instrText xml:space="preserve">'}  \* MERGEFORMAT </w:instrText>
+            </w:r>
+            <w:r>
+              <w:rPr>
+                <w:sz w:val="20"/>
+                <w:szCs w:val="20"/>
               </w:rPr>
               <w:fldChar w:fldCharType="separate"/>
             </w:r>
@@ -4795,75 +4845,7 @@
                 <w:noProof/>
                 <w:sz w:val="20"/>
                 <w:szCs w:val="20"/>
-                <w:lang w:val="en-US"/>
-              </w:rPr>
-              <w:t>«${(params.empContainer.emissionsMonitori»</w:t>
-            </w:r>
-            <w:r>
-              <w:rPr>
-                <w:noProof/>
-                <w:sz w:val="20"/>
-                <w:szCs w:val="20"/>
-              </w:rPr>
-              <w:fldChar w:fldCharType="end"/>
-            </w:r>
-          </w:p>
-          <w:p>
-            <w:pPr>
-              <w:pStyle w:val="Tablecontent"/>
-              <w:keepNext w:val="0"/>
-              <w:rPr>
-                <w:sz w:val="20"/>
-                <w:szCs w:val="20"/>
-                <w:lang w:val="en-US"/>
-              </w:rPr>
-            </w:pPr>
-            <w:r>
-              <w:rPr>
-                <w:sz w:val="20"/>
-                <w:szCs w:val="20"/>
-              </w:rPr>
-              <w:fldChar w:fldCharType="begin"/>
-            </w:r>
-            <w:r>
-              <w:rPr>
-                <w:sz w:val="20"/>
-                <w:szCs w:val="20"/>
-                <w:lang w:val="en-US"/>
-              </w:rPr>
-              <w:instrText xml:space="preserve"> MERGEFIELD  ${(params.empContainer.emissionsMonitoringPlan.operatorDetails.organisationStructure.registeredAddress.state)!'</w:instrText>
-            </w:r>
-            <w:r>
-              <w:rPr>
-                <w:rFonts w:eastAsia="Times New Roman" w:cs="Arial"/>
-                <w:color w:val="000000"/>
-                <w:sz w:val="20"/>
-                <w:szCs w:val="20"/>
-                <w:lang w:val="en-US"/>
-              </w:rPr>
-              <w:instrText>Not provided</w:instrText>
-            </w:r>
-            <w:r>
-              <w:rPr>
-                <w:sz w:val="20"/>
-                <w:szCs w:val="20"/>
-                <w:lang w:val="en-US"/>
-              </w:rPr>
-              <w:instrText xml:space="preserve">'}  \* MERGEFORMAT </w:instrText>
-            </w:r>
-            <w:r>
-              <w:rPr>
-                <w:sz w:val="20"/>
-                <w:szCs w:val="20"/>
-              </w:rPr>
-              <w:fldChar w:fldCharType="separate"/>
-            </w:r>
-            <w:r>
-              <w:rPr>
-                <w:noProof/>
-                <w:sz w:val="20"/>
-                <w:szCs w:val="20"/>
-                <w:lang w:val="en-US"/>
+                <w:lang w:val="fr-FR"/>
               </w:rPr>
               <w:t>«${(params.empContainer.emissionsMonitori»</w:t>
             </w:r>
@@ -8382,6 +8364,7 @@
           <w:szCs w:val="20"/>
           <w:lang w:eastAsia="en-GB"/>
         </w:rPr>
+        <w:lastRenderedPageBreak/>
         <w:t>Level of uncertainty associated with the fuel monitoring methods</w:t>
       </w:r>
     </w:p>
@@ -10081,7 +10064,6 @@
                 <w:szCs w:val="20"/>
                 <w:lang w:eastAsia="en-GB"/>
               </w:rPr>
-              <w:lastRenderedPageBreak/>
               <w:t>Name of person or position responsible for this procedure</w:t>
             </w:r>
           </w:p>
@@ -22622,7 +22604,7 @@
 </file>
 
 <file path=word/endnotes.xml><?xml version="1.0" encoding="utf-8"?>
-<w:endnotes xmlns:wpc="http://schemas.microsoft.com/office/word/2010/wordprocessingCanvas" xmlns:cx="http://schemas.microsoft.com/office/drawing/2014/chartex" xmlns:cx1="http://schemas.microsoft.com/office/drawing/2015/9/8/chartex" xmlns:cx2="http://schemas.microsoft.com/office/drawing/2015/10/21/chartex" xmlns:cx3="http://schemas.microsoft.com/office/drawing/2016/5/9/chartex" xmlns:cx4="http://schemas.microsoft.com/office/drawing/2016/5/10/chartex" xmlns:cx5="http://schemas.microsoft.com/office/drawing/2016/5/11/chartex" xmlns:cx6="http://schemas.microsoft.com/office/drawing/2016/5/12/chartex" xmlns:cx7="http://schemas.microsoft.com/office/drawing/2016/5/13/chartex" xmlns:cx8="http://schemas.microsoft.com/office/drawing/2016/5/14/chartex" xmlns:mc="http://schemas.openxmlformats.org/markup-compatibility/2006" xmlns:aink="http://schemas.microsoft.com/office/drawing/2016/ink" xmlns:am3d="http://schemas.microsoft.com/office/drawing/2017/model3d" xmlns:o="urn:schemas-microsoft-com:office:office" xmlns:r="http://schemas.openxmlformats.org/officeDocument/2006/relationships" xmlns:m="http://schemas.openxmlformats.org/officeDocument/2006/math" xmlns:v="urn:schemas-microsoft-com:vml" xmlns:wp14="http://schemas.microsoft.com/office/word/2010/wordprocessingDrawing" xmlns:wp="http://schemas.openxmlformats.org/drawingml/2006/wordprocessingDrawing" xmlns:w10="urn:schemas-microsoft-com:office:word" xmlns:w="http://schemas.openxmlformats.org/wordprocessingml/2006/main" xmlns:w14="http://schemas.microsoft.com/office/word/2010/wordml" xmlns:w15="http://schemas.microsoft.com/office/word/2012/wordml" xmlns:w16cex="http://schemas.microsoft.com/office/word/2018/wordml/cex" xmlns:w16cid="http://schemas.microsoft.com/office/word/2016/wordml/cid" xmlns:w16="http://schemas.microsoft.com/office/word/2018/wordml" xmlns:w16sdtdh="http://schemas.microsoft.com/office/word/2020/wordml/sdtdatahash" xmlns:w16se="http://schemas.microsoft.com/office/word/2015/wordml/symex" xmlns:wpg="http://schemas.microsoft.com/office/word/2010/wordprocessingGroup" xmlns:wpi="http://schemas.microsoft.com/office/word/2010/wordprocessingInk" xmlns:wne="http://schemas.microsoft.com/office/word/2006/wordml" xmlns:wps="http://schemas.microsoft.com/office/word/2010/wordprocessingShape" mc:Ignorable="w14 w15 w16se w16cid w16 w16cex w16sdtdh wp14">
+<w:endnotes xmlns:wpc="http://schemas.microsoft.com/office/word/2010/wordprocessingCanvas" xmlns:cx="http://schemas.microsoft.com/office/drawing/2014/chartex" xmlns:cx1="http://schemas.microsoft.com/office/drawing/2015/9/8/chartex" xmlns:cx2="http://schemas.microsoft.com/office/drawing/2015/10/21/chartex" xmlns:cx3="http://schemas.microsoft.com/office/drawing/2016/5/9/chartex" xmlns:cx4="http://schemas.microsoft.com/office/drawing/2016/5/10/chartex" xmlns:cx5="http://schemas.microsoft.com/office/drawing/2016/5/11/chartex" xmlns:cx6="http://schemas.microsoft.com/office/drawing/2016/5/12/chartex" xmlns:cx7="http://schemas.microsoft.com/office/drawing/2016/5/13/chartex" xmlns:cx8="http://schemas.microsoft.com/office/drawing/2016/5/14/chartex" xmlns:mc="http://schemas.openxmlformats.org/markup-compatibility/2006" xmlns:aink="http://schemas.microsoft.com/office/drawing/2016/ink" xmlns:am3d="http://schemas.microsoft.com/office/drawing/2017/model3d" xmlns:o="urn:schemas-microsoft-com:office:office" xmlns:oel="http://schemas.microsoft.com/office/2019/extlst" xmlns:r="http://schemas.openxmlformats.org/officeDocument/2006/relationships" xmlns:m="http://schemas.openxmlformats.org/officeDocument/2006/math" xmlns:v="urn:schemas-microsoft-com:vml" xmlns:wp14="http://schemas.microsoft.com/office/word/2010/wordprocessingDrawing" xmlns:wp="http://schemas.openxmlformats.org/drawingml/2006/wordprocessingDrawing" xmlns:w10="urn:schemas-microsoft-com:office:word" xmlns:w="http://schemas.openxmlformats.org/wordprocessingml/2006/main" xmlns:w14="http://schemas.microsoft.com/office/word/2010/wordml" xmlns:w15="http://schemas.microsoft.com/office/word/2012/wordml" xmlns:w16cex="http://schemas.microsoft.com/office/word/2018/wordml/cex" xmlns:w16cid="http://schemas.microsoft.com/office/word/2016/wordml/cid" xmlns:w16="http://schemas.microsoft.com/office/word/2018/wordml" xmlns:w16du="http://schemas.microsoft.com/office/word/2023/wordml/word16du" xmlns:w16sdtdh="http://schemas.microsoft.com/office/word/2020/wordml/sdtdatahash" xmlns:w16sdtfl="http://schemas.microsoft.com/office/word/2024/wordml/sdtformatlock" xmlns:w16se="http://schemas.microsoft.com/office/word/2015/wordml/symex" xmlns:wpg="http://schemas.microsoft.com/office/word/2010/wordprocessingGroup" xmlns:wpi="http://schemas.microsoft.com/office/word/2010/wordprocessingInk" xmlns:wne="http://schemas.microsoft.com/office/word/2006/wordml" xmlns:wps="http://schemas.microsoft.com/office/word/2010/wordprocessingShape" mc:Ignorable="w14 w15 w16se w16cid w16 w16cex w16sdtdh w16sdtfl w16du wp14">
   <w:endnote w:type="separator" w:id="-1">
     <w:p>
       <w:r>
@@ -22645,7 +22627,7 @@
           <w:lang w:val="el-GR" w:eastAsia="el-GR"/>
         </w:rPr>
         <w:drawing>
-          <wp:anchor distT="0" distB="0" distL="114300" distR="114300" simplePos="0" relativeHeight="251659264" behindDoc="0" locked="0" layoutInCell="1" allowOverlap="1" wp14:anchorId="25036F2B" wp14:editId="0FCC9AA4">
+          <wp:anchor distT="0" distB="0" distL="114300" distR="114300" simplePos="0" relativeHeight="251659264" behindDoc="0" locked="0" layoutInCell="1" allowOverlap="1" wp14:anchorId="75E62F1F" wp14:editId="1AAAA73C">
             <wp:simplePos x="0" y="0"/>
             <wp:positionH relativeFrom="column">
               <wp:posOffset>5909310</wp:posOffset>
@@ -22707,7 +22689,7 @@
 </file>
 
 <file path=word/footer1.xml><?xml version="1.0" encoding="utf-8"?>
-<w:ftr xmlns:wpc="http://schemas.microsoft.com/office/word/2010/wordprocessingCanvas" xmlns:cx="http://schemas.microsoft.com/office/drawing/2014/chartex" xmlns:cx1="http://schemas.microsoft.com/office/drawing/2015/9/8/chartex" xmlns:cx2="http://schemas.microsoft.com/office/drawing/2015/10/21/chartex" xmlns:cx3="http://schemas.microsoft.com/office/drawing/2016/5/9/chartex" xmlns:cx4="http://schemas.microsoft.com/office/drawing/2016/5/10/chartex" xmlns:cx5="http://schemas.microsoft.com/office/drawing/2016/5/11/chartex" xmlns:cx6="http://schemas.microsoft.com/office/drawing/2016/5/12/chartex" xmlns:cx7="http://schemas.microsoft.com/office/drawing/2016/5/13/chartex" xmlns:cx8="http://schemas.microsoft.com/office/drawing/2016/5/14/chartex" xmlns:mc="http://schemas.openxmlformats.org/markup-compatibility/2006" xmlns:aink="http://schemas.microsoft.com/office/drawing/2016/ink" xmlns:am3d="http://schemas.microsoft.com/office/drawing/2017/model3d" xmlns:o="urn:schemas-microsoft-com:office:office" xmlns:r="http://schemas.openxmlformats.org/officeDocument/2006/relationships" xmlns:m="http://schemas.openxmlformats.org/officeDocument/2006/math" xmlns:v="urn:schemas-microsoft-com:vml" xmlns:wp14="http://schemas.microsoft.com/office/word/2010/wordprocessingDrawing" xmlns:wp="http://schemas.openxmlformats.org/drawingml/2006/wordprocessingDrawing" xmlns:w10="urn:schemas-microsoft-com:office:word" xmlns:w="http://schemas.openxmlformats.org/wordprocessingml/2006/main" xmlns:w14="http://schemas.microsoft.com/office/word/2010/wordml" xmlns:w15="http://schemas.microsoft.com/office/word/2012/wordml" xmlns:w16cex="http://schemas.microsoft.com/office/word/2018/wordml/cex" xmlns:w16cid="http://schemas.microsoft.com/office/word/2016/wordml/cid" xmlns:w16="http://schemas.microsoft.com/office/word/2018/wordml" xmlns:w16sdtdh="http://schemas.microsoft.com/office/word/2020/wordml/sdtdatahash" xmlns:w16se="http://schemas.microsoft.com/office/word/2015/wordml/symex" xmlns:wpg="http://schemas.microsoft.com/office/word/2010/wordprocessingGroup" xmlns:wpi="http://schemas.microsoft.com/office/word/2010/wordprocessingInk" xmlns:wne="http://schemas.microsoft.com/office/word/2006/wordml" xmlns:wps="http://schemas.microsoft.com/office/word/2010/wordprocessingShape" mc:Ignorable="w14 w15 w16se w16cid w16 w16cex w16sdtdh wp14">
+<w:ftr xmlns:wpc="http://schemas.microsoft.com/office/word/2010/wordprocessingCanvas" xmlns:cx="http://schemas.microsoft.com/office/drawing/2014/chartex" xmlns:cx1="http://schemas.microsoft.com/office/drawing/2015/9/8/chartex" xmlns:cx2="http://schemas.microsoft.com/office/drawing/2015/10/21/chartex" xmlns:cx3="http://schemas.microsoft.com/office/drawing/2016/5/9/chartex" xmlns:cx4="http://schemas.microsoft.com/office/drawing/2016/5/10/chartex" xmlns:cx5="http://schemas.microsoft.com/office/drawing/2016/5/11/chartex" xmlns:cx6="http://schemas.microsoft.com/office/drawing/2016/5/12/chartex" xmlns:cx7="http://schemas.microsoft.com/office/drawing/2016/5/13/chartex" xmlns:cx8="http://schemas.microsoft.com/office/drawing/2016/5/14/chartex" xmlns:mc="http://schemas.openxmlformats.org/markup-compatibility/2006" xmlns:aink="http://schemas.microsoft.com/office/drawing/2016/ink" xmlns:am3d="http://schemas.microsoft.com/office/drawing/2017/model3d" xmlns:o="urn:schemas-microsoft-com:office:office" xmlns:oel="http://schemas.microsoft.com/office/2019/extlst" xmlns:r="http://schemas.openxmlformats.org/officeDocument/2006/relationships" xmlns:m="http://schemas.openxmlformats.org/officeDocument/2006/math" xmlns:v="urn:schemas-microsoft-com:vml" xmlns:wp14="http://schemas.microsoft.com/office/word/2010/wordprocessingDrawing" xmlns:wp="http://schemas.openxmlformats.org/drawingml/2006/wordprocessingDrawing" xmlns:w10="urn:schemas-microsoft-com:office:word" xmlns:w="http://schemas.openxmlformats.org/wordprocessingml/2006/main" xmlns:w14="http://schemas.microsoft.com/office/word/2010/wordml" xmlns:w15="http://schemas.microsoft.com/office/word/2012/wordml" xmlns:w16cex="http://schemas.microsoft.com/office/word/2018/wordml/cex" xmlns:w16cid="http://schemas.microsoft.com/office/word/2016/wordml/cid" xmlns:w16="http://schemas.microsoft.com/office/word/2018/wordml" xmlns:w16du="http://schemas.microsoft.com/office/word/2023/wordml/word16du" xmlns:w16sdtdh="http://schemas.microsoft.com/office/word/2020/wordml/sdtdatahash" xmlns:w16sdtfl="http://schemas.microsoft.com/office/word/2024/wordml/sdtformatlock" xmlns:w16se="http://schemas.microsoft.com/office/word/2015/wordml/symex" xmlns:wpg="http://schemas.microsoft.com/office/word/2010/wordprocessingGroup" xmlns:wpi="http://schemas.microsoft.com/office/word/2010/wordprocessingInk" xmlns:wne="http://schemas.microsoft.com/office/word/2006/wordml" xmlns:wps="http://schemas.microsoft.com/office/word/2010/wordprocessingShape" mc:Ignorable="w14 w15 w16se w16cid w16 w16cex w16sdtdh w16sdtfl w16du wp14">
   <w:tbl>
     <w:tblPr>
       <w:tblStyle w:val="TableGrid"/>
@@ -22872,7 +22854,7 @@
 </file>
 
 <file path=word/footer2.xml><?xml version="1.0" encoding="utf-8"?>
-<w:ftr xmlns:wpc="http://schemas.microsoft.com/office/word/2010/wordprocessingCanvas" xmlns:cx="http://schemas.microsoft.com/office/drawing/2014/chartex" xmlns:cx1="http://schemas.microsoft.com/office/drawing/2015/9/8/chartex" xmlns:cx2="http://schemas.microsoft.com/office/drawing/2015/10/21/chartex" xmlns:cx3="http://schemas.microsoft.com/office/drawing/2016/5/9/chartex" xmlns:cx4="http://schemas.microsoft.com/office/drawing/2016/5/10/chartex" xmlns:cx5="http://schemas.microsoft.com/office/drawing/2016/5/11/chartex" xmlns:cx6="http://schemas.microsoft.com/office/drawing/2016/5/12/chartex" xmlns:cx7="http://schemas.microsoft.com/office/drawing/2016/5/13/chartex" xmlns:cx8="http://schemas.microsoft.com/office/drawing/2016/5/14/chartex" xmlns:mc="http://schemas.openxmlformats.org/markup-compatibility/2006" xmlns:aink="http://schemas.microsoft.com/office/drawing/2016/ink" xmlns:am3d="http://schemas.microsoft.com/office/drawing/2017/model3d" xmlns:o="urn:schemas-microsoft-com:office:office" xmlns:r="http://schemas.openxmlformats.org/officeDocument/2006/relationships" xmlns:m="http://schemas.openxmlformats.org/officeDocument/2006/math" xmlns:v="urn:schemas-microsoft-com:vml" xmlns:wp14="http://schemas.microsoft.com/office/word/2010/wordprocessingDrawing" xmlns:wp="http://schemas.openxmlformats.org/drawingml/2006/wordprocessingDrawing" xmlns:w10="urn:schemas-microsoft-com:office:word" xmlns:w="http://schemas.openxmlformats.org/wordprocessingml/2006/main" xmlns:w14="http://schemas.microsoft.com/office/word/2010/wordml" xmlns:w15="http://schemas.microsoft.com/office/word/2012/wordml" xmlns:w16cex="http://schemas.microsoft.com/office/word/2018/wordml/cex" xmlns:w16cid="http://schemas.microsoft.com/office/word/2016/wordml/cid" xmlns:w16="http://schemas.microsoft.com/office/word/2018/wordml" xmlns:w16sdtdh="http://schemas.microsoft.com/office/word/2020/wordml/sdtdatahash" xmlns:w16se="http://schemas.microsoft.com/office/word/2015/wordml/symex" xmlns:wpg="http://schemas.microsoft.com/office/word/2010/wordprocessingGroup" xmlns:wpi="http://schemas.microsoft.com/office/word/2010/wordprocessingInk" xmlns:wne="http://schemas.microsoft.com/office/word/2006/wordml" xmlns:wps="http://schemas.microsoft.com/office/word/2010/wordprocessingShape" mc:Ignorable="w14 w15 w16se w16cid w16 w16cex w16sdtdh wp14">
+<w:ftr xmlns:wpc="http://schemas.microsoft.com/office/word/2010/wordprocessingCanvas" xmlns:cx="http://schemas.microsoft.com/office/drawing/2014/chartex" xmlns:cx1="http://schemas.microsoft.com/office/drawing/2015/9/8/chartex" xmlns:cx2="http://schemas.microsoft.com/office/drawing/2015/10/21/chartex" xmlns:cx3="http://schemas.microsoft.com/office/drawing/2016/5/9/chartex" xmlns:cx4="http://schemas.microsoft.com/office/drawing/2016/5/10/chartex" xmlns:cx5="http://schemas.microsoft.com/office/drawing/2016/5/11/chartex" xmlns:cx6="http://schemas.microsoft.com/office/drawing/2016/5/12/chartex" xmlns:cx7="http://schemas.microsoft.com/office/drawing/2016/5/13/chartex" xmlns:cx8="http://schemas.microsoft.com/office/drawing/2016/5/14/chartex" xmlns:mc="http://schemas.openxmlformats.org/markup-compatibility/2006" xmlns:aink="http://schemas.microsoft.com/office/drawing/2016/ink" xmlns:am3d="http://schemas.microsoft.com/office/drawing/2017/model3d" xmlns:o="urn:schemas-microsoft-com:office:office" xmlns:oel="http://schemas.microsoft.com/office/2019/extlst" xmlns:r="http://schemas.openxmlformats.org/officeDocument/2006/relationships" xmlns:m="http://schemas.openxmlformats.org/officeDocument/2006/math" xmlns:v="urn:schemas-microsoft-com:vml" xmlns:wp14="http://schemas.microsoft.com/office/word/2010/wordprocessingDrawing" xmlns:wp="http://schemas.openxmlformats.org/drawingml/2006/wordprocessingDrawing" xmlns:w10="urn:schemas-microsoft-com:office:word" xmlns:w="http://schemas.openxmlformats.org/wordprocessingml/2006/main" xmlns:w14="http://schemas.microsoft.com/office/word/2010/wordml" xmlns:w15="http://schemas.microsoft.com/office/word/2012/wordml" xmlns:w16cex="http://schemas.microsoft.com/office/word/2018/wordml/cex" xmlns:w16cid="http://schemas.microsoft.com/office/word/2016/wordml/cid" xmlns:w16="http://schemas.microsoft.com/office/word/2018/wordml" xmlns:w16du="http://schemas.microsoft.com/office/word/2023/wordml/word16du" xmlns:w16sdtdh="http://schemas.microsoft.com/office/word/2020/wordml/sdtdatahash" xmlns:w16sdtfl="http://schemas.microsoft.com/office/word/2024/wordml/sdtformatlock" xmlns:w16se="http://schemas.microsoft.com/office/word/2015/wordml/symex" xmlns:wpg="http://schemas.microsoft.com/office/word/2010/wordprocessingGroup" xmlns:wpi="http://schemas.microsoft.com/office/word/2010/wordprocessingInk" xmlns:wne="http://schemas.microsoft.com/office/word/2006/wordml" xmlns:wps="http://schemas.microsoft.com/office/word/2010/wordprocessingShape" mc:Ignorable="w14 w15 w16se w16cid w16 w16cex w16sdtdh w16sdtfl w16du wp14">
   <w:tbl>
     <w:tblPr>
       <w:tblStyle w:val="TableGrid"/>
@@ -23037,7 +23019,7 @@
 </file>
 
 <file path=word/footer3.xml><?xml version="1.0" encoding="utf-8"?>
-<w:ftr xmlns:wpc="http://schemas.microsoft.com/office/word/2010/wordprocessingCanvas" xmlns:cx="http://schemas.microsoft.com/office/drawing/2014/chartex" xmlns:cx1="http://schemas.microsoft.com/office/drawing/2015/9/8/chartex" xmlns:cx2="http://schemas.microsoft.com/office/drawing/2015/10/21/chartex" xmlns:cx3="http://schemas.microsoft.com/office/drawing/2016/5/9/chartex" xmlns:cx4="http://schemas.microsoft.com/office/drawing/2016/5/10/chartex" xmlns:cx5="http://schemas.microsoft.com/office/drawing/2016/5/11/chartex" xmlns:cx6="http://schemas.microsoft.com/office/drawing/2016/5/12/chartex" xmlns:cx7="http://schemas.microsoft.com/office/drawing/2016/5/13/chartex" xmlns:cx8="http://schemas.microsoft.com/office/drawing/2016/5/14/chartex" xmlns:mc="http://schemas.openxmlformats.org/markup-compatibility/2006" xmlns:aink="http://schemas.microsoft.com/office/drawing/2016/ink" xmlns:am3d="http://schemas.microsoft.com/office/drawing/2017/model3d" xmlns:o="urn:schemas-microsoft-com:office:office" xmlns:r="http://schemas.openxmlformats.org/officeDocument/2006/relationships" xmlns:m="http://schemas.openxmlformats.org/officeDocument/2006/math" xmlns:v="urn:schemas-microsoft-com:vml" xmlns:wp14="http://schemas.microsoft.com/office/word/2010/wordprocessingDrawing" xmlns:wp="http://schemas.openxmlformats.org/drawingml/2006/wordprocessingDrawing" xmlns:w10="urn:schemas-microsoft-com:office:word" xmlns:w="http://schemas.openxmlformats.org/wordprocessingml/2006/main" xmlns:w14="http://schemas.microsoft.com/office/word/2010/wordml" xmlns:w15="http://schemas.microsoft.com/office/word/2012/wordml" xmlns:w16cex="http://schemas.microsoft.com/office/word/2018/wordml/cex" xmlns:w16cid="http://schemas.microsoft.com/office/word/2016/wordml/cid" xmlns:w16="http://schemas.microsoft.com/office/word/2018/wordml" xmlns:w16sdtdh="http://schemas.microsoft.com/office/word/2020/wordml/sdtdatahash" xmlns:w16se="http://schemas.microsoft.com/office/word/2015/wordml/symex" xmlns:wpg="http://schemas.microsoft.com/office/word/2010/wordprocessingGroup" xmlns:wpi="http://schemas.microsoft.com/office/word/2010/wordprocessingInk" xmlns:wne="http://schemas.microsoft.com/office/word/2006/wordml" xmlns:wps="http://schemas.microsoft.com/office/word/2010/wordprocessingShape" mc:Ignorable="w14 w15 w16se w16cid w16 w16cex w16sdtdh wp14">
+<w:ftr xmlns:wpc="http://schemas.microsoft.com/office/word/2010/wordprocessingCanvas" xmlns:cx="http://schemas.microsoft.com/office/drawing/2014/chartex" xmlns:cx1="http://schemas.microsoft.com/office/drawing/2015/9/8/chartex" xmlns:cx2="http://schemas.microsoft.com/office/drawing/2015/10/21/chartex" xmlns:cx3="http://schemas.microsoft.com/office/drawing/2016/5/9/chartex" xmlns:cx4="http://schemas.microsoft.com/office/drawing/2016/5/10/chartex" xmlns:cx5="http://schemas.microsoft.com/office/drawing/2016/5/11/chartex" xmlns:cx6="http://schemas.microsoft.com/office/drawing/2016/5/12/chartex" xmlns:cx7="http://schemas.microsoft.com/office/drawing/2016/5/13/chartex" xmlns:cx8="http://schemas.microsoft.com/office/drawing/2016/5/14/chartex" xmlns:mc="http://schemas.openxmlformats.org/markup-compatibility/2006" xmlns:aink="http://schemas.microsoft.com/office/drawing/2016/ink" xmlns:am3d="http://schemas.microsoft.com/office/drawing/2017/model3d" xmlns:o="urn:schemas-microsoft-com:office:office" xmlns:oel="http://schemas.microsoft.com/office/2019/extlst" xmlns:r="http://schemas.openxmlformats.org/officeDocument/2006/relationships" xmlns:m="http://schemas.openxmlformats.org/officeDocument/2006/math" xmlns:v="urn:schemas-microsoft-com:vml" xmlns:wp14="http://schemas.microsoft.com/office/word/2010/wordprocessingDrawing" xmlns:wp="http://schemas.openxmlformats.org/drawingml/2006/wordprocessingDrawing" xmlns:w10="urn:schemas-microsoft-com:office:word" xmlns:w="http://schemas.openxmlformats.org/wordprocessingml/2006/main" xmlns:w14="http://schemas.microsoft.com/office/word/2010/wordml" xmlns:w15="http://schemas.microsoft.com/office/word/2012/wordml" xmlns:w16cex="http://schemas.microsoft.com/office/word/2018/wordml/cex" xmlns:w16cid="http://schemas.microsoft.com/office/word/2016/wordml/cid" xmlns:w16="http://schemas.microsoft.com/office/word/2018/wordml" xmlns:w16du="http://schemas.microsoft.com/office/word/2023/wordml/word16du" xmlns:w16sdtdh="http://schemas.microsoft.com/office/word/2020/wordml/sdtdatahash" xmlns:w16sdtfl="http://schemas.microsoft.com/office/word/2024/wordml/sdtformatlock" xmlns:w16se="http://schemas.microsoft.com/office/word/2015/wordml/symex" xmlns:wpg="http://schemas.microsoft.com/office/word/2010/wordprocessingGroup" xmlns:wpi="http://schemas.microsoft.com/office/word/2010/wordprocessingInk" xmlns:wne="http://schemas.microsoft.com/office/word/2006/wordml" xmlns:wps="http://schemas.microsoft.com/office/word/2010/wordprocessingShape" mc:Ignorable="w14 w15 w16se w16cid w16 w16cex w16sdtdh w16sdtfl w16du wp14">
   <w:tbl>
     <w:tblPr>
       <w:tblStyle w:val="TableGrid"/>
@@ -23202,7 +23184,7 @@
 </file>
 
 <file path=word/footnotes.xml><?xml version="1.0" encoding="utf-8"?>
-<w:footnotes xmlns:wpc="http://schemas.microsoft.com/office/word/2010/wordprocessingCanvas" xmlns:cx="http://schemas.microsoft.com/office/drawing/2014/chartex" xmlns:cx1="http://schemas.microsoft.com/office/drawing/2015/9/8/chartex" xmlns:cx2="http://schemas.microsoft.com/office/drawing/2015/10/21/chartex" xmlns:cx3="http://schemas.microsoft.com/office/drawing/2016/5/9/chartex" xmlns:cx4="http://schemas.microsoft.com/office/drawing/2016/5/10/chartex" xmlns:cx5="http://schemas.microsoft.com/office/drawing/2016/5/11/chartex" xmlns:cx6="http://schemas.microsoft.com/office/drawing/2016/5/12/chartex" xmlns:cx7="http://schemas.microsoft.com/office/drawing/2016/5/13/chartex" xmlns:cx8="http://schemas.microsoft.com/office/drawing/2016/5/14/chartex" xmlns:mc="http://schemas.openxmlformats.org/markup-compatibility/2006" xmlns:aink="http://schemas.microsoft.com/office/drawing/2016/ink" xmlns:am3d="http://schemas.microsoft.com/office/drawing/2017/model3d" xmlns:o="urn:schemas-microsoft-com:office:office" xmlns:r="http://schemas.openxmlformats.org/officeDocument/2006/relationships" xmlns:m="http://schemas.openxmlformats.org/officeDocument/2006/math" xmlns:v="urn:schemas-microsoft-com:vml" xmlns:wp14="http://schemas.microsoft.com/office/word/2010/wordprocessingDrawing" xmlns:wp="http://schemas.openxmlformats.org/drawingml/2006/wordprocessingDrawing" xmlns:w10="urn:schemas-microsoft-com:office:word" xmlns:w="http://schemas.openxmlformats.org/wordprocessingml/2006/main" xmlns:w14="http://schemas.microsoft.com/office/word/2010/wordml" xmlns:w15="http://schemas.microsoft.com/office/word/2012/wordml" xmlns:w16cex="http://schemas.microsoft.com/office/word/2018/wordml/cex" xmlns:w16cid="http://schemas.microsoft.com/office/word/2016/wordml/cid" xmlns:w16="http://schemas.microsoft.com/office/word/2018/wordml" xmlns:w16sdtdh="http://schemas.microsoft.com/office/word/2020/wordml/sdtdatahash" xmlns:w16se="http://schemas.microsoft.com/office/word/2015/wordml/symex" xmlns:wpg="http://schemas.microsoft.com/office/word/2010/wordprocessingGroup" xmlns:wpi="http://schemas.microsoft.com/office/word/2010/wordprocessingInk" xmlns:wne="http://schemas.microsoft.com/office/word/2006/wordml" xmlns:wps="http://schemas.microsoft.com/office/word/2010/wordprocessingShape" mc:Ignorable="w14 w15 w16se w16cid w16 w16cex w16sdtdh wp14">
+<w:footnotes xmlns:wpc="http://schemas.microsoft.com/office/word/2010/wordprocessingCanvas" xmlns:cx="http://schemas.microsoft.com/office/drawing/2014/chartex" xmlns:cx1="http://schemas.microsoft.com/office/drawing/2015/9/8/chartex" xmlns:cx2="http://schemas.microsoft.com/office/drawing/2015/10/21/chartex" xmlns:cx3="http://schemas.microsoft.com/office/drawing/2016/5/9/chartex" xmlns:cx4="http://schemas.microsoft.com/office/drawing/2016/5/10/chartex" xmlns:cx5="http://schemas.microsoft.com/office/drawing/2016/5/11/chartex" xmlns:cx6="http://schemas.microsoft.com/office/drawing/2016/5/12/chartex" xmlns:cx7="http://schemas.microsoft.com/office/drawing/2016/5/13/chartex" xmlns:cx8="http://schemas.microsoft.com/office/drawing/2016/5/14/chartex" xmlns:mc="http://schemas.openxmlformats.org/markup-compatibility/2006" xmlns:aink="http://schemas.microsoft.com/office/drawing/2016/ink" xmlns:am3d="http://schemas.microsoft.com/office/drawing/2017/model3d" xmlns:o="urn:schemas-microsoft-com:office:office" xmlns:oel="http://schemas.microsoft.com/office/2019/extlst" xmlns:r="http://schemas.openxmlformats.org/officeDocument/2006/relationships" xmlns:m="http://schemas.openxmlformats.org/officeDocument/2006/math" xmlns:v="urn:schemas-microsoft-com:vml" xmlns:wp14="http://schemas.microsoft.com/office/word/2010/wordprocessingDrawing" xmlns:wp="http://schemas.openxmlformats.org/drawingml/2006/wordprocessingDrawing" xmlns:w10="urn:schemas-microsoft-com:office:word" xmlns:w="http://schemas.openxmlformats.org/wordprocessingml/2006/main" xmlns:w14="http://schemas.microsoft.com/office/word/2010/wordml" xmlns:w15="http://schemas.microsoft.com/office/word/2012/wordml" xmlns:w16cex="http://schemas.microsoft.com/office/word/2018/wordml/cex" xmlns:w16cid="http://schemas.microsoft.com/office/word/2016/wordml/cid" xmlns:w16="http://schemas.microsoft.com/office/word/2018/wordml" xmlns:w16du="http://schemas.microsoft.com/office/word/2023/wordml/word16du" xmlns:w16sdtdh="http://schemas.microsoft.com/office/word/2020/wordml/sdtdatahash" xmlns:w16sdtfl="http://schemas.microsoft.com/office/word/2024/wordml/sdtformatlock" xmlns:w16se="http://schemas.microsoft.com/office/word/2015/wordml/symex" xmlns:wpg="http://schemas.microsoft.com/office/word/2010/wordprocessingGroup" xmlns:wpi="http://schemas.microsoft.com/office/word/2010/wordprocessingInk" xmlns:wne="http://schemas.microsoft.com/office/word/2006/wordml" xmlns:wps="http://schemas.microsoft.com/office/word/2010/wordprocessingShape" mc:Ignorable="w14 w15 w16se w16cid w16 w16cex w16sdtdh w16sdtfl w16du wp14">
   <w:footnote w:type="separator" w:id="-1">
     <w:p>
       <w:r>
@@ -23223,7 +23205,7 @@
 </file>
 
 <file path=word/header1.xml><?xml version="1.0" encoding="utf-8"?>
-<w:hdr xmlns:wpc="http://schemas.microsoft.com/office/word/2010/wordprocessingCanvas" xmlns:cx="http://schemas.microsoft.com/office/drawing/2014/chartex" xmlns:cx1="http://schemas.microsoft.com/office/drawing/2015/9/8/chartex" xmlns:cx2="http://schemas.microsoft.com/office/drawing/2015/10/21/chartex" xmlns:cx3="http://schemas.microsoft.com/office/drawing/2016/5/9/chartex" xmlns:cx4="http://schemas.microsoft.com/office/drawing/2016/5/10/chartex" xmlns:cx5="http://schemas.microsoft.com/office/drawing/2016/5/11/chartex" xmlns:cx6="http://schemas.microsoft.com/office/drawing/2016/5/12/chartex" xmlns:cx7="http://schemas.microsoft.com/office/drawing/2016/5/13/chartex" xmlns:cx8="http://schemas.microsoft.com/office/drawing/2016/5/14/chartex" xmlns:mc="http://schemas.openxmlformats.org/markup-compatibility/2006" xmlns:aink="http://schemas.microsoft.com/office/drawing/2016/ink" xmlns:am3d="http://schemas.microsoft.com/office/drawing/2017/model3d" xmlns:o="urn:schemas-microsoft-com:office:office" xmlns:r="http://schemas.openxmlformats.org/officeDocument/2006/relationships" xmlns:m="http://schemas.openxmlformats.org/officeDocument/2006/math" xmlns:v="urn:schemas-microsoft-com:vml" xmlns:wp14="http://schemas.microsoft.com/office/word/2010/wordprocessingDrawing" xmlns:wp="http://schemas.openxmlformats.org/drawingml/2006/wordprocessingDrawing" xmlns:w10="urn:schemas-microsoft-com:office:word" xmlns:w="http://schemas.openxmlformats.org/wordprocessingml/2006/main" xmlns:w14="http://schemas.microsoft.com/office/word/2010/wordml" xmlns:w15="http://schemas.microsoft.com/office/word/2012/wordml" xmlns:w16cex="http://schemas.microsoft.com/office/word/2018/wordml/cex" xmlns:w16cid="http://schemas.microsoft.com/office/word/2016/wordml/cid" xmlns:w16="http://schemas.microsoft.com/office/word/2018/wordml" xmlns:w16sdtdh="http://schemas.microsoft.com/office/word/2020/wordml/sdtdatahash" xmlns:w16se="http://schemas.microsoft.com/office/word/2015/wordml/symex" xmlns:wpg="http://schemas.microsoft.com/office/word/2010/wordprocessingGroup" xmlns:wpi="http://schemas.microsoft.com/office/word/2010/wordprocessingInk" xmlns:wne="http://schemas.microsoft.com/office/word/2006/wordml" xmlns:wps="http://schemas.microsoft.com/office/word/2010/wordprocessingShape" mc:Ignorable="w14 w15 w16se w16cid w16 w16cex w16sdtdh wp14">
+<w:hdr xmlns:wpc="http://schemas.microsoft.com/office/word/2010/wordprocessingCanvas" xmlns:cx="http://schemas.microsoft.com/office/drawing/2014/chartex" xmlns:cx1="http://schemas.microsoft.com/office/drawing/2015/9/8/chartex" xmlns:cx2="http://schemas.microsoft.com/office/drawing/2015/10/21/chartex" xmlns:cx3="http://schemas.microsoft.com/office/drawing/2016/5/9/chartex" xmlns:cx4="http://schemas.microsoft.com/office/drawing/2016/5/10/chartex" xmlns:cx5="http://schemas.microsoft.com/office/drawing/2016/5/11/chartex" xmlns:cx6="http://schemas.microsoft.com/office/drawing/2016/5/12/chartex" xmlns:cx7="http://schemas.microsoft.com/office/drawing/2016/5/13/chartex" xmlns:cx8="http://schemas.microsoft.com/office/drawing/2016/5/14/chartex" xmlns:mc="http://schemas.openxmlformats.org/markup-compatibility/2006" xmlns:aink="http://schemas.microsoft.com/office/drawing/2016/ink" xmlns:am3d="http://schemas.microsoft.com/office/drawing/2017/model3d" xmlns:o="urn:schemas-microsoft-com:office:office" xmlns:oel="http://schemas.microsoft.com/office/2019/extlst" xmlns:r="http://schemas.openxmlformats.org/officeDocument/2006/relationships" xmlns:m="http://schemas.openxmlformats.org/officeDocument/2006/math" xmlns:v="urn:schemas-microsoft-com:vml" xmlns:wp14="http://schemas.microsoft.com/office/word/2010/wordprocessingDrawing" xmlns:wp="http://schemas.openxmlformats.org/drawingml/2006/wordprocessingDrawing" xmlns:w10="urn:schemas-microsoft-com:office:word" xmlns:w="http://schemas.openxmlformats.org/wordprocessingml/2006/main" xmlns:w14="http://schemas.microsoft.com/office/word/2010/wordml" xmlns:w15="http://schemas.microsoft.com/office/word/2012/wordml" xmlns:w16cex="http://schemas.microsoft.com/office/word/2018/wordml/cex" xmlns:w16cid="http://schemas.microsoft.com/office/word/2016/wordml/cid" xmlns:w16="http://schemas.microsoft.com/office/word/2018/wordml" xmlns:w16du="http://schemas.microsoft.com/office/word/2023/wordml/word16du" xmlns:w16sdtdh="http://schemas.microsoft.com/office/word/2020/wordml/sdtdatahash" xmlns:w16sdtfl="http://schemas.microsoft.com/office/word/2024/wordml/sdtformatlock" xmlns:w16se="http://schemas.microsoft.com/office/word/2015/wordml/symex" xmlns:wpg="http://schemas.microsoft.com/office/word/2010/wordprocessingGroup" xmlns:wpi="http://schemas.microsoft.com/office/word/2010/wordprocessingInk" xmlns:wne="http://schemas.microsoft.com/office/word/2006/wordml" xmlns:wps="http://schemas.microsoft.com/office/word/2010/wordprocessingShape" mc:Ignorable="w14 w15 w16se w16cid w16 w16cex w16sdtdh w16sdtfl w16du wp14">
   <w:p>
     <w:pPr>
       <w:pStyle w:val="Header"/>
@@ -23238,7 +23220,7 @@
 </file>
 
 <file path=word/numbering.xml><?xml version="1.0" encoding="utf-8"?>
-<w:numbering xmlns:wpc="http://schemas.microsoft.com/office/word/2010/wordprocessingCanvas" xmlns:cx="http://schemas.microsoft.com/office/drawing/2014/chartex" xmlns:cx1="http://schemas.microsoft.com/office/drawing/2015/9/8/chartex" xmlns:cx2="http://schemas.microsoft.com/office/drawing/2015/10/21/chartex" xmlns:cx3="http://schemas.microsoft.com/office/drawing/2016/5/9/chartex" xmlns:cx4="http://schemas.microsoft.com/office/drawing/2016/5/10/chartex" xmlns:cx5="http://schemas.microsoft.com/office/drawing/2016/5/11/chartex" xmlns:cx6="http://schemas.microsoft.com/office/drawing/2016/5/12/chartex" xmlns:cx7="http://schemas.microsoft.com/office/drawing/2016/5/13/chartex" xmlns:cx8="http://schemas.microsoft.com/office/drawing/2016/5/14/chartex" xmlns:mc="http://schemas.openxmlformats.org/markup-compatibility/2006" xmlns:aink="http://schemas.microsoft.com/office/drawing/2016/ink" xmlns:am3d="http://schemas.microsoft.com/office/drawing/2017/model3d" xmlns:o="urn:schemas-microsoft-com:office:office" xmlns:r="http://schemas.openxmlformats.org/officeDocument/2006/relationships" xmlns:m="http://schemas.openxmlformats.org/officeDocument/2006/math" xmlns:v="urn:schemas-microsoft-com:vml" xmlns:wp14="http://schemas.microsoft.com/office/word/2010/wordprocessingDrawing" xmlns:wp="http://schemas.openxmlformats.org/drawingml/2006/wordprocessingDrawing" xmlns:w10="urn:schemas-microsoft-com:office:word" xmlns:w="http://schemas.openxmlformats.org/wordprocessingml/2006/main" xmlns:w14="http://schemas.microsoft.com/office/word/2010/wordml" xmlns:w15="http://schemas.microsoft.com/office/word/2012/wordml" xmlns:w16cex="http://schemas.microsoft.com/office/word/2018/wordml/cex" xmlns:w16cid="http://schemas.microsoft.com/office/word/2016/wordml/cid" xmlns:w16="http://schemas.microsoft.com/office/word/2018/wordml" xmlns:w16sdtdh="http://schemas.microsoft.com/office/word/2020/wordml/sdtdatahash" xmlns:w16se="http://schemas.microsoft.com/office/word/2015/wordml/symex" xmlns:wpg="http://schemas.microsoft.com/office/word/2010/wordprocessingGroup" xmlns:wpi="http://schemas.microsoft.com/office/word/2010/wordprocessingInk" xmlns:wne="http://schemas.microsoft.com/office/word/2006/wordml" xmlns:wps="http://schemas.microsoft.com/office/word/2010/wordprocessingShape" mc:Ignorable="w14 w15 w16se w16cid w16 w16cex w16sdtdh wp14">
+<w:numbering xmlns:wpc="http://schemas.microsoft.com/office/word/2010/wordprocessingCanvas" xmlns:cx="http://schemas.microsoft.com/office/drawing/2014/chartex" xmlns:cx1="http://schemas.microsoft.com/office/drawing/2015/9/8/chartex" xmlns:cx2="http://schemas.microsoft.com/office/drawing/2015/10/21/chartex" xmlns:cx3="http://schemas.microsoft.com/office/drawing/2016/5/9/chartex" xmlns:cx4="http://schemas.microsoft.com/office/drawing/2016/5/10/chartex" xmlns:cx5="http://schemas.microsoft.com/office/drawing/2016/5/11/chartex" xmlns:cx6="http://schemas.microsoft.com/office/drawing/2016/5/12/chartex" xmlns:cx7="http://schemas.microsoft.com/office/drawing/2016/5/13/chartex" xmlns:cx8="http://schemas.microsoft.com/office/drawing/2016/5/14/chartex" xmlns:mc="http://schemas.openxmlformats.org/markup-compatibility/2006" xmlns:aink="http://schemas.microsoft.com/office/drawing/2016/ink" xmlns:am3d="http://schemas.microsoft.com/office/drawing/2017/model3d" xmlns:o="urn:schemas-microsoft-com:office:office" xmlns:oel="http://schemas.microsoft.com/office/2019/extlst" xmlns:r="http://schemas.openxmlformats.org/officeDocument/2006/relationships" xmlns:m="http://schemas.openxmlformats.org/officeDocument/2006/math" xmlns:v="urn:schemas-microsoft-com:vml" xmlns:wp14="http://schemas.microsoft.com/office/word/2010/wordprocessingDrawing" xmlns:wp="http://schemas.openxmlformats.org/drawingml/2006/wordprocessingDrawing" xmlns:w10="urn:schemas-microsoft-com:office:word" xmlns:w="http://schemas.openxmlformats.org/wordprocessingml/2006/main" xmlns:w14="http://schemas.microsoft.com/office/word/2010/wordml" xmlns:w15="http://schemas.microsoft.com/office/word/2012/wordml" xmlns:w16cex="http://schemas.microsoft.com/office/word/2018/wordml/cex" xmlns:w16cid="http://schemas.microsoft.com/office/word/2016/wordml/cid" xmlns:w16="http://schemas.microsoft.com/office/word/2018/wordml" xmlns:w16du="http://schemas.microsoft.com/office/word/2023/wordml/word16du" xmlns:w16sdtdh="http://schemas.microsoft.com/office/word/2020/wordml/sdtdatahash" xmlns:w16sdtfl="http://schemas.microsoft.com/office/word/2024/wordml/sdtformatlock" xmlns:w16se="http://schemas.microsoft.com/office/word/2015/wordml/symex" xmlns:wpg="http://schemas.microsoft.com/office/word/2010/wordprocessingGroup" xmlns:wpi="http://schemas.microsoft.com/office/word/2010/wordprocessingInk" xmlns:wne="http://schemas.microsoft.com/office/word/2006/wordml" xmlns:wps="http://schemas.microsoft.com/office/word/2010/wordprocessingShape" mc:Ignorable="w14 w15 w16se w16cid w16 w16cex w16sdtdh w16sdtfl w16du wp14">
   <w:abstractNum w:abstractNumId="0" w15:restartNumberingAfterBreak="0">
     <w:nsid w:val="07480282"/>
     <w:multiLevelType w:val="hybridMultilevel"/>
@@ -24619,47 +24601,47 @@
       </w:rPr>
     </w:lvl>
   </w:abstractNum>
-  <w:num w:numId="1">
+  <w:num w:numId="1" w16cid:durableId="1083650868">
     <w:abstractNumId w:val="4"/>
   </w:num>
-  <w:num w:numId="2">
+  <w:num w:numId="2" w16cid:durableId="1614826206">
     <w:abstractNumId w:val="5"/>
   </w:num>
-  <w:num w:numId="3">
+  <w:num w:numId="3" w16cid:durableId="908343125">
     <w:abstractNumId w:val="0"/>
   </w:num>
-  <w:num w:numId="4">
+  <w:num w:numId="4" w16cid:durableId="1041369496">
     <w:abstractNumId w:val="10"/>
   </w:num>
-  <w:num w:numId="5">
+  <w:num w:numId="5" w16cid:durableId="586309728">
     <w:abstractNumId w:val="7"/>
   </w:num>
-  <w:num w:numId="6">
+  <w:num w:numId="6" w16cid:durableId="227308690">
     <w:abstractNumId w:val="9"/>
   </w:num>
-  <w:num w:numId="7">
+  <w:num w:numId="7" w16cid:durableId="1301687793">
     <w:abstractNumId w:val="6"/>
   </w:num>
-  <w:num w:numId="8">
+  <w:num w:numId="8" w16cid:durableId="1206139623">
     <w:abstractNumId w:val="2"/>
   </w:num>
-  <w:num w:numId="9">
+  <w:num w:numId="9" w16cid:durableId="2144690030">
     <w:abstractNumId w:val="1"/>
   </w:num>
-  <w:num w:numId="10">
+  <w:num w:numId="10" w16cid:durableId="880362361">
     <w:abstractNumId w:val="8"/>
   </w:num>
-  <w:num w:numId="11">
+  <w:num w:numId="11" w16cid:durableId="304896075">
     <w:abstractNumId w:val="3"/>
   </w:num>
-  <w:num w:numId="12">
+  <w:num w:numId="12" w16cid:durableId="96144979">
     <w:abstractNumId w:val="11"/>
   </w:num>
 </w:numbering>
 </file>
 
 <file path=word/styles.xml><?xml version="1.0" encoding="utf-8"?>
-<w:styles xmlns:mc="http://schemas.openxmlformats.org/markup-compatibility/2006" xmlns:r="http://schemas.openxmlformats.org/officeDocument/2006/relationships" xmlns:w="http://schemas.openxmlformats.org/wordprocessingml/2006/main" xmlns:w14="http://schemas.microsoft.com/office/word/2010/wordml" xmlns:w15="http://schemas.microsoft.com/office/word/2012/wordml" xmlns:w16cex="http://schemas.microsoft.com/office/word/2018/wordml/cex" xmlns:w16cid="http://schemas.microsoft.com/office/word/2016/wordml/cid" xmlns:w16="http://schemas.microsoft.com/office/word/2018/wordml" xmlns:w16sdtdh="http://schemas.microsoft.com/office/word/2020/wordml/sdtdatahash" xmlns:w16se="http://schemas.microsoft.com/office/word/2015/wordml/symex" mc:Ignorable="w14 w15 w16se w16cid w16 w16cex w16sdtdh">
+<w:styles xmlns:mc="http://schemas.openxmlformats.org/markup-compatibility/2006" xmlns:r="http://schemas.openxmlformats.org/officeDocument/2006/relationships" xmlns:w="http://schemas.openxmlformats.org/wordprocessingml/2006/main" xmlns:w14="http://schemas.microsoft.com/office/word/2010/wordml" xmlns:w15="http://schemas.microsoft.com/office/word/2012/wordml" xmlns:w16cex="http://schemas.microsoft.com/office/word/2018/wordml/cex" xmlns:w16cid="http://schemas.microsoft.com/office/word/2016/wordml/cid" xmlns:w16="http://schemas.microsoft.com/office/word/2018/wordml" xmlns:w16du="http://schemas.microsoft.com/office/word/2023/wordml/word16du" xmlns:w16sdtdh="http://schemas.microsoft.com/office/word/2020/wordml/sdtdatahash" xmlns:w16sdtfl="http://schemas.microsoft.com/office/word/2024/wordml/sdtformatlock" xmlns:w16se="http://schemas.microsoft.com/office/word/2015/wordml/symex" mc:Ignorable="w14 w15 w16se w16cid w16 w16cex w16sdtdh w16sdtfl w16du">
   <w:docDefaults>
     <w:rPrDefault>
       <w:rPr>
